--- a/prdforge-pack/docx/PRDForge - Technical Architecture Template.docx
+++ b/prdforge-pack/docx/PRDForge - Technical Architecture Template.docx
@@ -46,7 +46,7 @@
         <w:pStyle w:val="Heading1"/>
       </w:pPr>
       <w:r>
-        <w:t>Technical Architecture (Starter)</w:t>
+        <w:t>PRDForge — Technical Hardening and Production Controls</w:t>
       </w:r>
     </w:p>
     <w:p/>
@@ -55,7 +55,7 @@
         <w:pStyle w:val="Heading2"/>
       </w:pPr>
       <w:r>
-        <w:t>1) System Context</w:t>
+        <w:t>1. Production Stability Focus</w:t>
       </w:r>
     </w:p>
     <w:p>
@@ -63,7 +63,7 @@
         <w:pStyle w:val="ListBullet"/>
       </w:pPr>
       <w:r>
-        <w:t>Users:</w:t>
+        <w:t>Lock release candidate version.</w:t>
       </w:r>
     </w:p>
     <w:p>
@@ -71,7 +71,7 @@
         <w:pStyle w:val="ListBullet"/>
       </w:pPr>
       <w:r>
-        <w:t>Client apps:</w:t>
+        <w:t>Enforce change freeze for non-critical feature work.</w:t>
       </w:r>
     </w:p>
     <w:p>
@@ -79,15 +79,7 @@
         <w:pStyle w:val="ListBullet"/>
       </w:pPr>
       <w:r>
-        <w:t>Backend services:</w:t>
-      </w:r>
-    </w:p>
-    <w:p>
-      <w:pPr>
-        <w:pStyle w:val="ListBullet"/>
-      </w:pPr>
-      <w:r>
-        <w:t>Data stores:</w:t>
+        <w:t>Track exceptions in decision log.</w:t>
       </w:r>
     </w:p>
     <w:p/>
@@ -96,7 +88,7 @@
         <w:pStyle w:val="Heading2"/>
       </w:pPr>
       <w:r>
-        <w:t>2) High-Level Components</w:t>
+        <w:t>2. Core System Validation</w:t>
       </w:r>
     </w:p>
     <w:p>
@@ -104,7 +96,7 @@
         <w:pStyle w:val="ListBullet"/>
       </w:pPr>
       <w:r>
-        <w:t>Frontend:</w:t>
+        <w:t>Auth and authorization controls</w:t>
       </w:r>
     </w:p>
     <w:p>
@@ -112,7 +104,7 @@
         <w:pStyle w:val="ListBullet"/>
       </w:pPr>
       <w:r>
-        <w:t>API layer:</w:t>
+        <w:t>Data integrity for project and PRD records</w:t>
       </w:r>
     </w:p>
     <w:p>
@@ -120,7 +112,7 @@
         <w:pStyle w:val="ListBullet"/>
       </w:pPr>
       <w:r>
-        <w:t>Core services:</w:t>
+        <w:t>Export generation and file delivery reliability</w:t>
       </w:r>
     </w:p>
     <w:p>
@@ -128,7 +120,7 @@
         <w:pStyle w:val="ListBullet"/>
       </w:pPr>
       <w:r>
-        <w:t>Background jobs:</w:t>
+        <w:t>Queue/background job health</w:t>
       </w:r>
     </w:p>
     <w:p/>
@@ -137,7 +129,7 @@
         <w:pStyle w:val="Heading2"/>
       </w:pPr>
       <w:r>
-        <w:t>3) Data Model (v1)</w:t>
+        <w:t>3. Payment and Webhook Integrity</w:t>
       </w:r>
     </w:p>
     <w:p>
@@ -145,7 +137,7 @@
         <w:pStyle w:val="ListBullet"/>
       </w:pPr>
       <w:r>
-        <w:t>Entity A:</w:t>
+        <w:t>Verify all event types are handled idempotently</w:t>
       </w:r>
     </w:p>
     <w:p>
@@ -153,7 +145,7 @@
         <w:pStyle w:val="ListBullet"/>
       </w:pPr>
       <w:r>
-        <w:t>Entity B:</w:t>
+        <w:t>Confirm retries do not produce duplicate state changes</w:t>
       </w:r>
     </w:p>
     <w:p>
@@ -161,7 +153,7 @@
         <w:pStyle w:val="ListBullet"/>
       </w:pPr>
       <w:r>
-        <w:t>Entity C:</w:t>
+        <w:t>Validate subscription state reconciliation jobs</w:t>
       </w:r>
     </w:p>
     <w:p/>
@@ -170,7 +162,7 @@
         <w:pStyle w:val="Heading2"/>
       </w:pPr>
       <w:r>
-        <w:t>4) API Surface (v1)</w:t>
+        <w:t>4. Security and Compliance Baseline</w:t>
       </w:r>
     </w:p>
     <w:p>
@@ -178,7 +170,7 @@
         <w:pStyle w:val="ListBullet"/>
       </w:pPr>
       <w:r>
-        <w:t>Endpoint 1:</w:t>
+        <w:t>Secrets and environment variable audit</w:t>
       </w:r>
     </w:p>
     <w:p>
@@ -186,7 +178,7 @@
         <w:pStyle w:val="ListBullet"/>
       </w:pPr>
       <w:r>
-        <w:t>Endpoint 2:</w:t>
+        <w:t>Access control verification</w:t>
       </w:r>
     </w:p>
     <w:p>
@@ -194,7 +186,15 @@
         <w:pStyle w:val="ListBullet"/>
       </w:pPr>
       <w:r>
-        <w:t>Endpoint 3:</w:t>
+        <w:t>Error logging without sensitive data leakage</w:t>
+      </w:r>
+    </w:p>
+    <w:p>
+      <w:pPr>
+        <w:pStyle w:val="ListBullet"/>
+      </w:pPr>
+      <w:r>
+        <w:t>Audit trails for key account and billing events</w:t>
       </w:r>
     </w:p>
     <w:p/>
@@ -203,7 +203,7 @@
         <w:pStyle w:val="Heading2"/>
       </w:pPr>
       <w:r>
-        <w:t>5) Security and Compliance</w:t>
+        <w:t>5. Observability and Incident Readiness</w:t>
       </w:r>
     </w:p>
     <w:p>
@@ -211,7 +211,7 @@
         <w:pStyle w:val="ListBullet"/>
       </w:pPr>
       <w:r>
-        <w:t>AuthN/AuthZ model:</w:t>
+        <w:t>Required dashboards: API health, generation success rate, billing events</w:t>
       </w:r>
     </w:p>
     <w:p>
@@ -219,7 +219,7 @@
         <w:pStyle w:val="ListBullet"/>
       </w:pPr>
       <w:r>
-        <w:t>Data protection controls:</w:t>
+        <w:t>Alerts: auth failures, webhook failures, elevated error rates</w:t>
       </w:r>
     </w:p>
     <w:p>
@@ -227,7 +227,7 @@
         <w:pStyle w:val="ListBullet"/>
       </w:pPr>
       <w:r>
-        <w:t>Audit logging:</w:t>
+        <w:t>Incident playbook: owner, escalation path, rollback trigger</w:t>
       </w:r>
     </w:p>
     <w:p/>
@@ -236,105 +236,15 @@
         <w:pStyle w:val="Heading2"/>
       </w:pPr>
       <w:r>
-        <w:t>6) Scalability and Reliability</w:t>
+        <w:t>6. Launch Gate</w:t>
       </w:r>
     </w:p>
     <w:p>
-      <w:pPr>
-        <w:pStyle w:val="ListBullet"/>
-      </w:pPr>
       <w:r>
-        <w:t>Expected load assumptions:</w:t>
-      </w:r>
-    </w:p>
-    <w:p>
-      <w:pPr>
-        <w:pStyle w:val="ListBullet"/>
-      </w:pPr>
-      <w:r>
-        <w:t>Caching strategy:</w:t>
-      </w:r>
-    </w:p>
-    <w:p>
-      <w:pPr>
-        <w:pStyle w:val="ListBullet"/>
-      </w:pPr>
-      <w:r>
-        <w:t>Failure handling:</w:t>
-      </w:r>
-    </w:p>
-    <w:p>
-      <w:pPr>
-        <w:pStyle w:val="ListBullet"/>
-      </w:pPr>
-      <w:r>
-        <w:t>Backup and recovery:</w:t>
-      </w:r>
-    </w:p>
-    <w:p/>
-    <w:p>
-      <w:pPr>
-        <w:pStyle w:val="Heading2"/>
-      </w:pPr>
-      <w:r>
-        <w:t>7) Observability</w:t>
-      </w:r>
-    </w:p>
-    <w:p>
-      <w:pPr>
-        <w:pStyle w:val="ListBullet"/>
-      </w:pPr>
-      <w:r>
-        <w:t>Key logs:</w:t>
-      </w:r>
-    </w:p>
-    <w:p>
-      <w:pPr>
-        <w:pStyle w:val="ListBullet"/>
-      </w:pPr>
-      <w:r>
-        <w:t>Metrics:</w:t>
-      </w:r>
-    </w:p>
-    <w:p>
-      <w:pPr>
-        <w:pStyle w:val="ListBullet"/>
-      </w:pPr>
-      <w:r>
-        <w:t>Alerts:</w:t>
-      </w:r>
-    </w:p>
-    <w:p/>
-    <w:p>
-      <w:pPr>
-        <w:pStyle w:val="Heading2"/>
-      </w:pPr>
-      <w:r>
-        <w:t>8) Technical Risks</w:t>
-      </w:r>
-    </w:p>
-    <w:p>
-      <w:pPr>
-        <w:pStyle w:val="ListBullet"/>
-      </w:pPr>
-      <w:r>
-        <w:t>Risk 1:</w:t>
-      </w:r>
-    </w:p>
-    <w:p>
-      <w:pPr>
-        <w:pStyle w:val="ListBullet"/>
-      </w:pPr>
-      <w:r>
-        <w:t>Risk 2:</w:t>
-      </w:r>
-    </w:p>
-    <w:p>
-      <w:pPr>
-        <w:pStyle w:val="ListBullet"/>
-      </w:pPr>
-      <w:r>
-        <w:t>Mitigation:</w:t>
+        <w:rPr>
+          <w:sz w:val="22"/>
+        </w:rPr>
+        <w:t>Production launch proceeds only if operational dashboards, alerting, and rollback paths are validated.</w:t>
       </w:r>
     </w:p>
     <w:sectPr>
